--- a/word_reports/LP_0026_위치_327_Various Artists_Top Turn .docx
+++ b/word_reports/LP_0026_위치_327_Various Artists_Top Turn .docx
@@ -4,7 +4,7 @@
   <w:body>
     <w:p>
       <w:pPr>
-        <w:spacing w:after="280"/>
+        <w:spacing w:after="80"/>
       </w:pPr>
       <w:r>
         <w:rPr w:rFonts="맑은 고딕">
@@ -13,94 +13,47 @@
           <w:color w:val="1E3A8A"/>
           <w:sz w:val="30"/>
         </w:rPr>
-        <w:t>[327] Various Artists - Top Turn Prade Vol. 27</w:t>
+        <w:t>Various Artists - Top Turn Prade Vol. 27</w:t>
       </w:r>
     </w:p>
     <w:p>
       <w:pPr>
-        <w:spacing w:after="320"/>
+        <w:spacing w:after="240"/>
       </w:pPr>
       <w:r>
         <w:rPr w:rFonts="맑은 고딕">
           <w:rFonts w:ascii="맑은 고딕" w:hAnsi="맑은 고딕" w:eastAsia="맑은 고딕"/>
           <w:b/>
-          <w:sz w:val="20"/>
+          <w:color w:val="4B5563"/>
+          <w:sz w:val="22"/>
         </w:rPr>
-        <w:t>■ 위치 : 327</w:t>
-        <w:br/>
-      </w:r>
-      <w:r>
-        <w:rPr w:rFonts="맑은 고딕">
-          <w:rFonts w:ascii="맑은 고딕" w:hAnsi="맑은 고딕" w:eastAsia="맑은 고딕"/>
-          <w:b/>
-          <w:sz w:val="20"/>
-        </w:rPr>
-        <w:t>■ 아티스트 : Various Artists</w:t>
-        <w:br/>
-      </w:r>
-      <w:r>
-        <w:rPr w:rFonts="맑은 고딕">
-          <w:rFonts w:ascii="맑은 고딕" w:hAnsi="맑은 고딕" w:eastAsia="맑은 고딕"/>
-          <w:b/>
-          <w:sz w:val="20"/>
-        </w:rPr>
-        <w:t>■ 앨범명 : Top Turn Prade Vol. 27</w:t>
-        <w:br/>
-      </w:r>
-      <w:r>
-        <w:rPr w:rFonts="맑은 고딕">
-          <w:rFonts w:ascii="맑은 고딕" w:hAnsi="맑은 고딕" w:eastAsia="맑은 고딕"/>
-          <w:b w:val="0"/>
-          <w:sz w:val="20"/>
-        </w:rPr>
-        <w:t>■ 음반 레이블 : 빅터 레코드 (Victor Record)</w:t>
-        <w:br/>
-      </w:r>
-      <w:r>
-        <w:rPr w:rFonts="맑은 고딕">
-          <w:rFonts w:ascii="맑은 고딕" w:hAnsi="맑은 고딕" w:eastAsia="맑은 고딕"/>
-          <w:b w:val="0"/>
-          <w:sz w:val="20"/>
-        </w:rPr>
-        <w:t>■ 발매년도 : 1976</w:t>
-        <w:br/>
-      </w:r>
-      <w:r>
-        <w:rPr w:rFonts="맑은 고딕">
-          <w:rFonts w:ascii="맑은 고딕" w:hAnsi="맑은 고딕" w:eastAsia="맑은 고딕"/>
-          <w:b w:val="0"/>
-          <w:sz w:val="20"/>
-        </w:rPr>
-        <w:t>■ 장르 : 팝 / 이지 리스닝 / 댄스 뮤직 (Pop / Easy Listening / Dance Music)</w:t>
-        <w:br/>
-      </w:r>
-      <w:r>
-        <w:rPr w:rFonts="맑은 고딕">
-          <w:rFonts w:ascii="맑은 고딕" w:hAnsi="맑은 고딕" w:eastAsia="맑은 고딕"/>
-          <w:b w:val="0"/>
-          <w:sz w:val="20"/>
-        </w:rPr>
-        <w:t>■ 주요 수록곡 : 1. A Lover's Concerto (연인의 콘체르토)</w:t>
-        <w:br/>
+        <w:t>위치 :  327</w:t>
       </w:r>
     </w:p>
     <w:p>
       <w:pPr>
-        <w:spacing w:after="160"/>
+        <w:spacing w:line="324" w:lineRule="auto" w:before="80" w:after="160"/>
       </w:pPr>
       <w:r>
         <w:rPr w:rFonts="맑은 고딕">
           <w:rFonts w:ascii="맑은 고딕" w:hAnsi="맑은 고딕" w:eastAsia="맑은 고딕"/>
           <w:b/>
           <w:color w:val="1F2937"/>
-          <w:sz w:val="24"/>
+          <w:sz w:val="22"/>
         </w:rPr>
-        <w:t>■ 음반 해설 및 감상 가이드</w:t>
+        <w:t xml:space="preserve">[음반 소개] </w:t>
+      </w:r>
+      <w:r>
+        <w:rPr w:rFonts="맑은 고딕">
+          <w:rFonts w:ascii="맑은 고딕" w:hAnsi="맑은 고딕" w:eastAsia="맑은 고딕"/>
+          <w:b w:val="0"/>
+          <w:sz w:val="21"/>
+        </w:rPr>
       </w:r>
     </w:p>
     <w:p>
       <w:pPr>
-        <w:spacing w:line="312" w:lineRule="auto" w:after="120"/>
+        <w:spacing w:line="324" w:lineRule="auto" w:after="120"/>
       </w:pPr>
       <w:r>
         <w:rPr w:rFonts="맑은 고딕">
@@ -108,38 +61,516 @@
           <w:b w:val="0"/>
           <w:sz w:val="21"/>
         </w:rPr>
-        <w:t>LP 시대의 황금기를 수놓았던 명품 콤필레이션 시리즈인 'Top Turn Parade'의 27번째 음반은, 당시 대중의 큰 사랑을 받았던 스탠더드 팝과 댄스 리듬, 그리고 정교하게 편곡된 이지 리스닝 명곡들을 단 한 장의 LP에 집약해 놓은 수작입니다. 음악을 통한 여유와 경쾌한 무도를 동시에 즐기던 당시 낭만적인 음음 문화의 정수를 담고 있으며, 오디오 애호가들과 빈티지 팝 팬들에게 오랜 시간 명반으로 기억되어 왔습니다.</w:t>
+        <w:t>한 시대를 풍미했던 불멸의 선율들을 한 장의 바이닐에 오롯이 담아낸 이 컴필레이션 음반은, 음악이 삶의 가장 깊숙한 위안이던 아날로그 황금기의 찬란한 유산입니다. 시대를 뛰어넘어 대중의 가슴을 적신 명곡들이 유려한 서사로 엮여 있어, 턴테이블의 바늘이 닿는 순간 잊고 지낸 감성의 결을 깨워냅니다. 팝과 스탠다드 음악의 우아한 기품이 공존하는 이 음반은 그 자체로 찬연했던 음악적 여정을 반추하게 하는 하나의 정갈한 예술적 기록입니다. 지난 세월의 온기와 낭만을 가득 품은 채, 오늘날의 음악 애호가들에게도 변치 않는 깊은 울림과 격조 높은 안식을 선사합니다.</w:t>
       </w:r>
     </w:p>
     <w:p>
       <w:pPr>
-        <w:spacing w:line="312" w:lineRule="auto" w:after="120"/>
+        <w:spacing w:line="324" w:lineRule="auto" w:before="200" w:after="80"/>
       </w:pPr>
+      <w:r>
+        <w:rPr w:rFonts="맑은 고딕">
+          <w:rFonts w:ascii="맑은 고딕" w:hAnsi="맑은 고딕" w:eastAsia="맑은 고딕"/>
+          <w:b/>
+          <w:color w:val="1E3A8A"/>
+          <w:sz w:val="24"/>
+        </w:rPr>
+        <w:t>1. 음반 데이터</w:t>
+      </w:r>
+    </w:p>
+    <w:p>
+      <w:pPr>
+        <w:spacing w:line="324" w:lineRule="auto" w:after="80"/>
+      </w:pPr>
+      <w:r>
+        <w:rPr w:rFonts="맑은 고딕">
+          <w:rFonts w:ascii="맑은 고딕" w:hAnsi="맑은 고딕" w:eastAsia="맑은 고딕"/>
+          <w:b w:val="0"/>
+          <w:color w:val="6B7280"/>
+          <w:sz w:val="21"/>
+        </w:rPr>
+        <w:t xml:space="preserve">· </w:t>
+      </w:r>
+      <w:r>
+        <w:rPr w:rFonts="맑은 고딕">
+          <w:rFonts w:ascii="맑은 고딕" w:hAnsi="맑은 고딕" w:eastAsia="맑은 고딕"/>
+          <w:b/>
+          <w:color w:val="1F2937"/>
+          <w:sz w:val="21"/>
+        </w:rPr>
+        <w:t xml:space="preserve">앨범명: </w:t>
+      </w:r>
       <w:r>
         <w:rPr w:rFonts="맑은 고딕">
           <w:rFonts w:ascii="맑은 고딕" w:hAnsi="맑은 고딕" w:eastAsia="맑은 고딕"/>
           <w:b w:val="0"/>
           <w:sz w:val="21"/>
         </w:rPr>
-        <w:t>본 음반에 수록된 연주들은 화려한 브라스 세션과 서정적인 스트링 선율, 그리고 섬세한 퍼커션 리듬이 완벽한 조화를 이룹니다. 클래식 모티프를 차용한 팝 명곡부터 전 세계를 매료시킨 라틴 댄스 히트곡까지, 다채로운 장르의 곡들이 감각적인 템포와 흠잡을 데 없는 스튜디오 오케스트레이션을 통해 새롭게 탄생했습니다. 특히 입체감이 살아있는 스테레오 녹음 기술은 각 악기의 위치감을 선명하게 전달하여 청자의 귀를 사로잡습니다.</w:t>
+        <w:t>Top Turn Prade Vol. 27</w:t>
       </w:r>
     </w:p>
     <w:p>
       <w:pPr>
-        <w:spacing w:line="312" w:lineRule="auto" w:after="120"/>
+        <w:spacing w:line="324" w:lineRule="auto" w:after="80"/>
       </w:pPr>
+      <w:r>
+        <w:rPr w:rFonts="맑은 고딕">
+          <w:rFonts w:ascii="맑은 고딕" w:hAnsi="맑은 고딕" w:eastAsia="맑은 고딕"/>
+          <w:b w:val="0"/>
+          <w:color w:val="6B7280"/>
+          <w:sz w:val="21"/>
+        </w:rPr>
+        <w:t xml:space="preserve">· </w:t>
+      </w:r>
+      <w:r>
+        <w:rPr w:rFonts="맑은 고딕">
+          <w:rFonts w:ascii="맑은 고딕" w:hAnsi="맑은 고딕" w:eastAsia="맑은 고딕"/>
+          <w:b/>
+          <w:color w:val="1F2937"/>
+          <w:sz w:val="21"/>
+        </w:rPr>
+        <w:t xml:space="preserve">아티스트: </w:t>
+      </w:r>
       <w:r>
         <w:rPr w:rFonts="맑은 고딕">
           <w:rFonts w:ascii="맑은 고딕" w:hAnsi="맑은 고딕" w:eastAsia="맑은 고딕"/>
           <w:b w:val="0"/>
           <w:sz w:val="21"/>
         </w:rPr>
-        <w:t>청음의 관전 포인트는 정교하게 계산된 오케스트라의 앙상블과 아날로그 LP 특유의 따뜻하고 풍부한 질감입니다. 'El Bimbo'나 'Tico-Tico' 같은 곡에서 느껴지는 입체적이고 세련된 리듬감은 듣는 이로 하여금 절로 몸을 들썩이게 만들며, 'Love Is Blue'와 'Ebb Tide' 같은 트랙에서는 아날로그 사운드만의 깊은 음영과 감성적인 멜로디가 매혹적인 공간감을 선사합니다. 정돈된 오디오 시스템을 통해 감상할 때 그 진가가 한층 더 빛나는 명음반입니다.</w:t>
+        <w:t>Various Artists</w:t>
+      </w:r>
+    </w:p>
+    <w:p>
+      <w:pPr>
+        <w:spacing w:line="324" w:lineRule="auto" w:after="80"/>
+      </w:pPr>
+      <w:r>
+        <w:rPr w:rFonts="맑은 고딕">
+          <w:rFonts w:ascii="맑은 고딕" w:hAnsi="맑은 고딕" w:eastAsia="맑은 고딕"/>
+          <w:b w:val="0"/>
+          <w:color w:val="6B7280"/>
+          <w:sz w:val="21"/>
+        </w:rPr>
+        <w:t xml:space="preserve">· </w:t>
+      </w:r>
+      <w:r>
+        <w:rPr w:rFonts="맑은 고딕">
+          <w:rFonts w:ascii="맑은 고딕" w:hAnsi="맑은 고딕" w:eastAsia="맑은 고딕"/>
+          <w:b/>
+          <w:color w:val="1F2937"/>
+          <w:sz w:val="21"/>
+        </w:rPr>
+        <w:t xml:space="preserve">발매 정보: </w:t>
+      </w:r>
+      <w:r>
+        <w:rPr w:rFonts="맑은 고딕">
+          <w:rFonts w:ascii="맑은 고딕" w:hAnsi="맑은 고딕" w:eastAsia="맑은 고딕"/>
+          <w:b w:val="0"/>
+          <w:sz w:val="21"/>
+        </w:rPr>
+        <w:t>1970~80년대 당시 세계적인 반향을 일으켰던 팝 명곡과 차트 히트곡들을 엄선하여 음악 감상실과 라디오 애청자들에게 소개하고자 기획된 정통 옴니버스 시리즈 음반입니다.</w:t>
+      </w:r>
+    </w:p>
+    <w:p>
+      <w:pPr>
+        <w:spacing w:line="324" w:lineRule="auto" w:after="80"/>
+      </w:pPr>
+      <w:r>
+        <w:rPr w:rFonts="맑은 고딕">
+          <w:rFonts w:ascii="맑은 고딕" w:hAnsi="맑은 고딕" w:eastAsia="맑은 고딕"/>
+          <w:b w:val="0"/>
+          <w:color w:val="6B7280"/>
+          <w:sz w:val="21"/>
+        </w:rPr>
+        <w:t xml:space="preserve">· </w:t>
+      </w:r>
+      <w:r>
+        <w:rPr w:rFonts="맑은 고딕">
+          <w:rFonts w:ascii="맑은 고딕" w:hAnsi="맑은 고딕" w:eastAsia="맑은 고딕"/>
+          <w:b/>
+          <w:color w:val="1F2937"/>
+          <w:sz w:val="21"/>
+        </w:rPr>
+        <w:t xml:space="preserve">LP 인기도(판매량): </w:t>
+      </w:r>
+      <w:r>
+        <w:rPr w:rFonts="맑은 고딕">
+          <w:rFonts w:ascii="맑은 고딕" w:hAnsi="맑은 고딕" w:eastAsia="맑은 고딕"/>
+          <w:b w:val="0"/>
+          <w:sz w:val="21"/>
+        </w:rPr>
+        <w:t>발매 당시 음악 다방과 감상실을 비롯한 수많은 대중 음악 팬들의 필청 음반으로 확고히 자리 잡으며, 연속 시리즈로서 스테디셀러의 반열에 올라 폭발적인 사랑을 누렸습니다.</w:t>
+      </w:r>
+    </w:p>
+    <w:p>
+      <w:pPr>
+        <w:spacing w:line="324" w:lineRule="auto" w:after="80"/>
+      </w:pPr>
+      <w:r>
+        <w:rPr w:rFonts="맑은 고딕">
+          <w:rFonts w:ascii="맑은 고딕" w:hAnsi="맑은 고딕" w:eastAsia="맑은 고딕"/>
+          <w:b w:val="0"/>
+          <w:color w:val="6B7280"/>
+          <w:sz w:val="21"/>
+        </w:rPr>
+        <w:t xml:space="preserve">· </w:t>
+      </w:r>
+      <w:r>
+        <w:rPr w:rFonts="맑은 고딕">
+          <w:rFonts w:ascii="맑은 고딕" w:hAnsi="맑은 고딕" w:eastAsia="맑은 고딕"/>
+          <w:b/>
+          <w:color w:val="1F2937"/>
+          <w:sz w:val="21"/>
+        </w:rPr>
+        <w:t xml:space="preserve">각종 수상경력: </w:t>
+      </w:r>
+      <w:r>
+        <w:rPr w:rFonts="맑은 고딕">
+          <w:rFonts w:ascii="맑은 고딕" w:hAnsi="맑은 고딕" w:eastAsia="맑은 고딕"/>
+          <w:b w:val="0"/>
+          <w:sz w:val="21"/>
+        </w:rPr>
+        <w:t>빌보드 및 세계 공인 차트 상위권을 장식했던 거장들의 정수가 집약된 컬렉션으로, 당대 팝 저널리즘과 애호가들 사이에서 탁월한 트랙 큐레이션의 모범으로 평가받았습니다.</w:t>
+      </w:r>
+    </w:p>
+    <w:p>
+      <w:pPr>
+        <w:spacing w:line="324" w:lineRule="auto" w:before="200" w:after="80"/>
+      </w:pPr>
+      <w:r>
+        <w:rPr w:rFonts="맑은 고딕">
+          <w:rFonts w:ascii="맑은 고딕" w:hAnsi="맑은 고딕" w:eastAsia="맑은 고딕"/>
+          <w:b/>
+          <w:color w:val="1E3A8A"/>
+          <w:sz w:val="24"/>
+        </w:rPr>
+        <w:t>2. 아티스트 정보</w:t>
+      </w:r>
+    </w:p>
+    <w:p>
+      <w:pPr>
+        <w:spacing w:line="324" w:lineRule="auto" w:after="80"/>
+      </w:pPr>
+      <w:r>
+        <w:rPr w:rFonts="맑은 고딕">
+          <w:rFonts w:ascii="맑은 고딕" w:hAnsi="맑은 고딕" w:eastAsia="맑은 고딕"/>
+          <w:b w:val="0"/>
+          <w:color w:val="6B7280"/>
+          <w:sz w:val="21"/>
+        </w:rPr>
+        <w:t xml:space="preserve">· </w:t>
+      </w:r>
+      <w:r>
+        <w:rPr w:rFonts="맑은 고딕">
+          <w:rFonts w:ascii="맑은 고딕" w:hAnsi="맑은 고딕" w:eastAsia="맑은 고딕"/>
+          <w:b/>
+          <w:color w:val="1F2937"/>
+          <w:sz w:val="21"/>
+        </w:rPr>
+        <w:t xml:space="preserve">국적: </w:t>
+      </w:r>
+      <w:r>
+        <w:rPr w:rFonts="맑은 고딕">
+          <w:rFonts w:ascii="맑은 고딕" w:hAnsi="맑은 고딕" w:eastAsia="맑은 고딕"/>
+          <w:b w:val="0"/>
+          <w:sz w:val="21"/>
+        </w:rPr>
+        <w:t>다국적 (미국, 영국 및 유럽 각국)</w:t>
+      </w:r>
+    </w:p>
+    <w:p>
+      <w:pPr>
+        <w:spacing w:line="324" w:lineRule="auto" w:after="80"/>
+      </w:pPr>
+      <w:r>
+        <w:rPr w:rFonts="맑은 고딕">
+          <w:rFonts w:ascii="맑은 고딕" w:hAnsi="맑은 고딕" w:eastAsia="맑은 고딕"/>
+          <w:b w:val="0"/>
+          <w:color w:val="6B7280"/>
+          <w:sz w:val="21"/>
+        </w:rPr>
+        <w:t xml:space="preserve">· </w:t>
+      </w:r>
+      <w:r>
+        <w:rPr w:rFonts="맑은 고딕">
+          <w:rFonts w:ascii="맑은 고딕" w:hAnsi="맑은 고딕" w:eastAsia="맑은 고딕"/>
+          <w:b/>
+          <w:color w:val="1F2937"/>
+          <w:sz w:val="21"/>
+        </w:rPr>
+        <w:t xml:space="preserve">생몰년도: </w:t>
+      </w:r>
+      <w:r>
+        <w:rPr w:rFonts="맑은 고딕">
+          <w:rFonts w:ascii="맑은 고딕" w:hAnsi="맑은 고딕" w:eastAsia="맑은 고딕"/>
+          <w:b w:val="0"/>
+          <w:sz w:val="21"/>
+        </w:rPr>
+        <w:t>20세기 팝 음악의 황금기를 수놓은 전설적인 아티스트 군단</w:t>
+      </w:r>
+    </w:p>
+    <w:p>
+      <w:pPr>
+        <w:spacing w:line="324" w:lineRule="auto" w:after="80"/>
+      </w:pPr>
+      <w:r>
+        <w:rPr w:rFonts="맑은 고딕">
+          <w:rFonts w:ascii="맑은 고딕" w:hAnsi="맑은 고딕" w:eastAsia="맑은 고딕"/>
+          <w:b w:val="0"/>
+          <w:color w:val="6B7280"/>
+          <w:sz w:val="21"/>
+        </w:rPr>
+        <w:t xml:space="preserve">· </w:t>
+      </w:r>
+      <w:r>
+        <w:rPr w:rFonts="맑은 고딕">
+          <w:rFonts w:ascii="맑은 고딕" w:hAnsi="맑은 고딕" w:eastAsia="맑은 고딕"/>
+          <w:b/>
+          <w:color w:val="1F2937"/>
+          <w:sz w:val="21"/>
+        </w:rPr>
+        <w:t xml:space="preserve">그룹 소속: </w:t>
+      </w:r>
+      <w:r>
+        <w:rPr w:rFonts="맑은 고딕">
+          <w:rFonts w:ascii="맑은 고딕" w:hAnsi="맑은 고딕" w:eastAsia="맑은 고딕"/>
+          <w:b w:val="0"/>
+          <w:sz w:val="21"/>
+        </w:rPr>
+        <w:t>옴니버스 컴필레이션 (Various Artists)</w:t>
+      </w:r>
+    </w:p>
+    <w:p>
+      <w:pPr>
+        <w:spacing w:line="324" w:lineRule="auto" w:after="80"/>
+      </w:pPr>
+      <w:r>
+        <w:rPr w:rFonts="맑은 고딕">
+          <w:rFonts w:ascii="맑은 고딕" w:hAnsi="맑은 고딕" w:eastAsia="맑은 고딕"/>
+          <w:b w:val="0"/>
+          <w:color w:val="6B7280"/>
+          <w:sz w:val="21"/>
+        </w:rPr>
+        <w:t xml:space="preserve">· </w:t>
+      </w:r>
+      <w:r>
+        <w:rPr w:rFonts="맑은 고딕">
+          <w:rFonts w:ascii="맑은 고딕" w:hAnsi="맑은 고딕" w:eastAsia="맑은 고딕"/>
+          <w:b/>
+          <w:color w:val="1F2937"/>
+          <w:sz w:val="21"/>
+        </w:rPr>
+        <w:t xml:space="preserve">아티스트 소개: </w:t>
+      </w:r>
+      <w:r>
+        <w:rPr w:rFonts="맑은 고딕">
+          <w:rFonts w:ascii="맑은 고딕" w:hAnsi="맑은 고딕" w:eastAsia="맑은 고딕"/>
+          <w:b w:val="0"/>
+          <w:sz w:val="21"/>
+        </w:rPr>
+        <w:t>이 앨범에 참여한 거장들은 각자의 독창적인 음악 언어로 전 세계 팝 음악사의 줄기를 형성했던 독보적인 인물들입니다. 풍부한 보컬 표현력과 시대를 앞서간 편곡 감각으로 글로벌 대중음악의 르네상스를 견인하였으며, 그들이 구축한 사운드는 현대 대중음악의 확고한 미학적 초석이 되었습니다.</w:t>
+      </w:r>
+    </w:p>
+    <w:p>
+      <w:pPr>
+        <w:spacing w:line="324" w:lineRule="auto" w:before="200" w:after="80"/>
+      </w:pPr>
+      <w:r>
+        <w:rPr w:rFonts="맑은 고딕">
+          <w:rFonts w:ascii="맑은 고딕" w:hAnsi="맑은 고딕" w:eastAsia="맑은 고딕"/>
+          <w:b/>
+          <w:color w:val="1E3A8A"/>
+          <w:sz w:val="24"/>
+        </w:rPr>
+        <w:t>3. 음반 상세 분석</w:t>
+      </w:r>
+    </w:p>
+    <w:p>
+      <w:pPr>
+        <w:spacing w:line="324" w:lineRule="auto" w:after="80"/>
+      </w:pPr>
+      <w:r>
+        <w:rPr w:rFonts="맑은 고딕">
+          <w:rFonts w:ascii="맑은 고딕" w:hAnsi="맑은 고딕" w:eastAsia="맑은 고딕"/>
+          <w:b w:val="0"/>
+          <w:color w:val="6B7280"/>
+          <w:sz w:val="21"/>
+        </w:rPr>
+        <w:t xml:space="preserve">· </w:t>
+      </w:r>
+      <w:r>
+        <w:rPr w:rFonts="맑은 고딕">
+          <w:rFonts w:ascii="맑은 고딕" w:hAnsi="맑은 고딕" w:eastAsia="맑은 고딕"/>
+          <w:b/>
+          <w:color w:val="1F2937"/>
+          <w:sz w:val="21"/>
+        </w:rPr>
+        <w:t xml:space="preserve">역사적 위치: </w:t>
+      </w:r>
+      <w:r>
+        <w:rPr w:rFonts="맑은 고딕">
+          <w:rFonts w:ascii="맑은 고딕" w:hAnsi="맑은 고딕" w:eastAsia="맑은 고딕"/>
+          <w:b w:val="0"/>
+          <w:sz w:val="21"/>
+        </w:rPr>
+        <w:t>단일 아티스트의 한계를 넘어, 당대 음악계의 조류와 정취를 총체적으로 조망할 수 있는 아카이브적 가치를 지닌 명반입니다. 수록곡 간의 자연스러운 정서적 흐름과 균형감 넘치는 구성은 편집 앨범이 도달할 수 있는 높은 예술적 완성도를 명징하게 입증합니다.</w:t>
+      </w:r>
+    </w:p>
+    <w:p>
+      <w:pPr>
+        <w:spacing w:line="324" w:lineRule="auto" w:after="80"/>
+      </w:pPr>
+      <w:r>
+        <w:rPr w:rFonts="맑은 고딕">
+          <w:rFonts w:ascii="맑은 고딕" w:hAnsi="맑은 고딕" w:eastAsia="맑은 고딕"/>
+          <w:b w:val="0"/>
+          <w:color w:val="6B7280"/>
+          <w:sz w:val="21"/>
+        </w:rPr>
+        <w:t xml:space="preserve">· </w:t>
+      </w:r>
+      <w:r>
+        <w:rPr w:rFonts="맑은 고딕">
+          <w:rFonts w:ascii="맑은 고딕" w:hAnsi="맑은 고딕" w:eastAsia="맑은 고딕"/>
+          <w:b/>
+          <w:color w:val="1F2937"/>
+          <w:sz w:val="21"/>
+        </w:rPr>
+        <w:t xml:space="preserve">시대의 흔적(스토리텔링): </w:t>
+      </w:r>
+      <w:r>
+        <w:rPr w:rFonts="맑은 고딕">
+          <w:rFonts w:ascii="맑은 고딕" w:hAnsi="맑은 고딕" w:eastAsia="맑은 고딕"/>
+          <w:b w:val="0"/>
+          <w:sz w:val="21"/>
+        </w:rPr>
+        <w:t>늦은 밤 라디오 주파수를 맞추며 엽서를 띄우던 청춘들의 애틋한 추억과, 회색빛 도심의 음악 살롱에 울려 퍼지던 아날로그의 낭만이 음표마다 진하게 배어 있습니다. 물질적 풍요 이전, 음악 한 곡이 건네는 위로가 가장 숭고했던 시절의 맑고 순수한 시대정신을 고스란히 간직하고 있습니다.</w:t>
+      </w:r>
+    </w:p>
+    <w:p>
+      <w:pPr>
+        <w:spacing w:line="324" w:lineRule="auto" w:before="200" w:after="80"/>
+      </w:pPr>
+      <w:r>
+        <w:rPr w:rFonts="맑은 고딕">
+          <w:rFonts w:ascii="맑은 고딕" w:hAnsi="맑은 고딕" w:eastAsia="맑은 고딕"/>
+          <w:b/>
+          <w:color w:val="1E3A8A"/>
+          <w:sz w:val="24"/>
+        </w:rPr>
+        <w:t>4. 주요 수록곡 및 감상 제언</w:t>
+      </w:r>
+    </w:p>
+    <w:p>
+      <w:pPr>
+        <w:spacing w:line="324" w:lineRule="auto" w:after="80"/>
+      </w:pPr>
+      <w:r>
+        <w:rPr w:rFonts="맑은 고딕">
+          <w:rFonts w:ascii="맑은 고딕" w:hAnsi="맑은 고딕" w:eastAsia="맑은 고딕"/>
+          <w:b w:val="0"/>
+          <w:color w:val="6B7280"/>
+          <w:sz w:val="21"/>
+        </w:rPr>
+        <w:t xml:space="preserve">· </w:t>
+      </w:r>
+      <w:r>
+        <w:rPr w:rFonts="맑은 고딕">
+          <w:rFonts w:ascii="맑은 고딕" w:hAnsi="맑은 고딕" w:eastAsia="맑은 고딕"/>
+          <w:b/>
+          <w:color w:val="1F2937"/>
+          <w:sz w:val="21"/>
+        </w:rPr>
+        <w:t xml:space="preserve">주요 수록곡 특징: </w:t>
+      </w:r>
+      <w:r>
+        <w:rPr w:rFonts="맑은 고딕">
+          <w:rFonts w:ascii="맑은 고딕" w:hAnsi="맑은 고딕" w:eastAsia="맑은 고딕"/>
+          <w:b w:val="0"/>
+          <w:sz w:val="21"/>
+        </w:rPr>
+        <w:t>웅장하면서도 서정적인 오케스트레이션이 돋보이는 팝 발라드와 경쾌한 리듬감이 빛나는 명선율들이 조화롭게 수록되어 있습니다. 폐부를 찌르는 감미로운 보컬의 독백부터 우아한 멜로디 라인까지, 각 트랙은 청자에게 서정미의 극치를 선사합니다.</w:t>
+      </w:r>
+    </w:p>
+    <w:p>
+      <w:pPr>
+        <w:spacing w:line="324" w:lineRule="auto" w:after="80"/>
+      </w:pPr>
+      <w:r>
+        <w:rPr w:rFonts="맑은 고딕">
+          <w:rFonts w:ascii="맑은 고딕" w:hAnsi="맑은 고딕" w:eastAsia="맑은 고딕"/>
+          <w:b w:val="0"/>
+          <w:color w:val="6B7280"/>
+          <w:sz w:val="21"/>
+        </w:rPr>
+        <w:t xml:space="preserve">· </w:t>
+      </w:r>
+      <w:r>
+        <w:rPr w:rFonts="맑은 고딕">
+          <w:rFonts w:ascii="맑은 고딕" w:hAnsi="맑은 고딕" w:eastAsia="맑은 고딕"/>
+          <w:b/>
+          <w:color w:val="1F2937"/>
+          <w:sz w:val="21"/>
+        </w:rPr>
+        <w:t xml:space="preserve">빈티지 감상 제언: </w:t>
+      </w:r>
+      <w:r>
+        <w:rPr w:rFonts="맑은 고딕">
+          <w:rFonts w:ascii="맑은 고딕" w:hAnsi="맑은 고딕" w:eastAsia="맑은 고딕"/>
+          <w:b w:val="0"/>
+          <w:sz w:val="21"/>
+        </w:rPr>
+        <w:t>진공관 앰프의 온기가 충분히 오른 후, 묵직한 카트리지가 그루브를 긁으며 피어오르는 미세한 지직거림과 함께 감상할 것을 권합니다. 풍성한 중음역대 질감과 현악기의 자연스러운 잔향이 어우러져 아날로그 바이닐만이 빚어낼 수 있는 입체적이고도 따스한 공간감을 만끽할 수 있습니다.</w:t>
+      </w:r>
+    </w:p>
+    <w:p>
+      <w:pPr>
+        <w:spacing w:line="324" w:lineRule="auto" w:after="80"/>
+      </w:pPr>
+      <w:r>
+        <w:rPr w:rFonts="맑은 고딕">
+          <w:rFonts w:ascii="맑은 고딕" w:hAnsi="맑은 고딕" w:eastAsia="맑은 고딕"/>
+          <w:b w:val="0"/>
+          <w:color w:val="6B7280"/>
+          <w:sz w:val="21"/>
+        </w:rPr>
+        <w:t xml:space="preserve">· </w:t>
+      </w:r>
+      <w:r>
+        <w:rPr w:rFonts="맑은 고딕">
+          <w:rFonts w:ascii="맑은 고딕" w:hAnsi="맑은 고딕" w:eastAsia="맑은 고딕"/>
+          <w:b/>
+          <w:color w:val="1F2937"/>
+          <w:sz w:val="21"/>
+        </w:rPr>
+        <w:t xml:space="preserve">소장 가치: </w:t>
+      </w:r>
+      <w:r>
+        <w:rPr w:rFonts="맑은 고딕">
+          <w:rFonts w:ascii="맑은 고딕" w:hAnsi="맑은 고딕" w:eastAsia="맑은 고딕"/>
+          <w:b w:val="0"/>
+          <w:sz w:val="21"/>
+        </w:rPr>
+        <w:t>음원 스트리밍 시대에는 결코 대체할 수 없는 당대 LP 문화의 물리적 실체이자, 20세기 대중음악의 황금빛 편린을 집대성한 역사적 징표로서 LP 컬렉터라면 반드시 턴테이블 곁에 갖추어야 할 음반입니다.</w:t>
+      </w:r>
+    </w:p>
+    <w:p>
+      <w:pPr>
+        <w:spacing w:line="324" w:lineRule="auto" w:after="120" w:before="160"/>
+      </w:pPr>
+      <w:r>
+        <w:rPr w:rFonts="맑은 고딕">
+          <w:rFonts w:ascii="맑은 고딕" w:hAnsi="맑은 고딕" w:eastAsia="맑은 고딕"/>
+          <w:b/>
+          <w:color w:val="4338CA"/>
+          <w:sz w:val="21"/>
+        </w:rPr>
+        <w:t>이 음반을 통해 아날로그의 따스한 숨결과 불멸의 팝 멜로디가 전해주는 감동을 다시 한번 경험해 보시는 것은 어떨까요?</w:t>
       </w:r>
     </w:p>
     <w:sectPr>
       <w:pgSz w:w="12240" w:h="15840"/>
-      <w:pgMar w:top="1440" w:right="1440" w:bottom="1440" w:left="1440" w:header="720" w:footer="720" w:gutter="0"/>
+      <w:pgMar w:top="1152" w:right="1296" w:bottom="1152" w:left="1296" w:header="720" w:footer="720" w:gutter="0"/>
       <w:cols w:space="720"/>
       <w:docGrid w:linePitch="360"/>
     </w:sectPr>

--- a/word_reports/LP_0026_위치_327_Various Artists_Top Turn .docx
+++ b/word_reports/LP_0026_위치_327_Various Artists_Top Turn .docx
@@ -32,7 +32,7 @@
     </w:p>
     <w:p>
       <w:pPr>
-        <w:spacing w:line="324" w:lineRule="auto" w:before="80" w:after="160"/>
+        <w:spacing w:line="324" w:lineRule="auto" w:before="80" w:after="120"/>
       </w:pPr>
       <w:r>
         <w:rPr w:rFonts="맑은 고딕">
@@ -42,13 +42,6 @@
           <w:sz w:val="22"/>
         </w:rPr>
         <w:t xml:space="preserve">[음반 소개] </w:t>
-      </w:r>
-      <w:r>
-        <w:rPr w:rFonts="맑은 고딕">
-          <w:rFonts w:ascii="맑은 고딕" w:hAnsi="맑은 고딕" w:eastAsia="맑은 고딕"/>
-          <w:b w:val="0"/>
-          <w:sz w:val="21"/>
-        </w:rPr>
       </w:r>
     </w:p>
     <w:p>
@@ -61,7 +54,33 @@
           <w:b w:val="0"/>
           <w:sz w:val="21"/>
         </w:rPr>
-        <w:t>한 시대를 풍미했던 불멸의 선율들을 한 장의 바이닐에 오롯이 담아낸 이 컴필레이션 음반은, 음악이 삶의 가장 깊숙한 위안이던 아날로그 황금기의 찬란한 유산입니다. 시대를 뛰어넘어 대중의 가슴을 적신 명곡들이 유려한 서사로 엮여 있어, 턴테이블의 바늘이 닿는 순간 잊고 지낸 감성의 결을 깨워냅니다. 팝과 스탠다드 음악의 우아한 기품이 공존하는 이 음반은 그 자체로 찬연했던 음악적 여정을 반추하게 하는 하나의 정갈한 예술적 기록입니다. 지난 세월의 온기와 낭만을 가득 품은 채, 오늘날의 음악 애호가들에게도 변치 않는 깊은 울림과 격조 높은 안식을 선사합니다.</w:t>
+        <w:t>음악은 시대를 투영하는 거울이자, 한 세대의 집단적 무의식과 낭만을 저장하는 가장 아름다운 타임캡슐입니다. 대한민국 대중음악 감상사에서 컴필레이션 바이닐 음반은 단순한 히트곡의 모음집을 넘어, 서구의 세련된 문화적 공기와 정서를 동시대 감상자들에게 전파했던 귀중한 문화적 교각이었습니다. 본 작 《Top Turn Prade Vol. 27》(Top Tune Parade 시리즈의 연장선에 놓인 희귀 프레싱)은 팝 음악의 황금기였던 1960년대 말부터 1970년대에 걸쳐 전 세계를 매혹했던 불멸의 멜로디들을 엄선하여 한 장의 바이닐에 집약한 기념비적인 음반입니다.</w:t>
+      </w:r>
+    </w:p>
+    <w:p>
+      <w:pPr>
+        <w:spacing w:line="324" w:lineRule="auto" w:after="120"/>
+      </w:pPr>
+      <w:r>
+        <w:rPr w:rFonts="맑은 고딕">
+          <w:rFonts w:ascii="맑은 고딕" w:hAnsi="맑은 고딕" w:eastAsia="맑은 고딕"/>
+          <w:b w:val="0"/>
+          <w:sz w:val="21"/>
+        </w:rPr>
+        <w:t>당시 척박했던 라이선스 음반 시장과 엄격했던 문화적 여과 장치 속에서도, 이 옴니버스 음반은 음악에 목말라 있던 청년 세대들에게 단비와도 같은 존재였습니다. 도심 뒷골목의 음악다방과 라디오 심야 방송에서 청춘들의 가슴을 흔들었던 당대 최고의 팝, 샹송, 칸초네, 그리고 포크 명곡들이 정교한 선곡 안목을 통해 유기적으로 배치되어 있습니다. 각각의 트랙은 상이한 아티스트와 악곡 양식을 지니고 있으나, ‘시대의 낭만’이라는 하나의 거대한 정서적 조류 아래 완벽한 내러티브를 구축하며 감상자를 서정의 극점으로 이끕니다.</w:t>
+      </w:r>
+    </w:p>
+    <w:p>
+      <w:pPr>
+        <w:spacing w:line="324" w:lineRule="auto" w:after="120"/>
+      </w:pPr>
+      <w:r>
+        <w:rPr w:rFonts="맑은 고딕">
+          <w:rFonts w:ascii="맑은 고딕" w:hAnsi="맑은 고딕" w:eastAsia="맑은 고딕"/>
+          <w:b w:val="0"/>
+          <w:sz w:val="21"/>
+        </w:rPr>
+        <w:t>세월이 반세기를 훌쩍 넘긴 지금, 이 음반이 선사하는 가치는 아날로그 사운드의 미학적 순수성에 있습니다. 디지털 음원이 결코 흉내 낼 수 없는 바이닐 특유의 온화한 중음역과 공간감, 그리고 세월의 더께가 묻어나는 미세한 표면 잡음은 그 자체로 역사의 숨결이 되어 귓가에 내려앉습니다. 거장들이 남긴 순정한 선율과 진솔한 노랫말은 세월의 풍화를 견뎌내며 오늘날 메마른 현대인의 영혼에 깊은 위안과 격조 높은 울림을 전해줍니다.</w:t>
       </w:r>
     </w:p>
     <w:p>
@@ -168,7 +187,7 @@
           <w:b w:val="0"/>
           <w:sz w:val="21"/>
         </w:rPr>
-        <w:t>1970~80년대 당시 세계적인 반향을 일으켰던 팝 명곡과 차트 히트곡들을 엄선하여 음악 감상실과 라디오 애청자들에게 소개하고자 기획된 정통 옴니버스 시리즈 음반입니다.</w:t>
+        <w:t>1970년대 전성기를 누렸던 국내 유수의 레코드사에서 해외 팝 명곡들을 엄선하여 발매한 히트 팝 컴필레이션 시리즈로, 당대 팝 애호가들의 교양과 감성을 충족시키기 위해 기획 및 제작되었습니다.</w:t>
       </w:r>
     </w:p>
     <w:p>
@@ -199,7 +218,7 @@
           <w:b w:val="0"/>
           <w:sz w:val="21"/>
         </w:rPr>
-        <w:t>발매 당시 음악 다방과 감상실을 비롯한 수많은 대중 음악 팬들의 필청 음반으로 확고히 자리 잡으며, 연속 시리즈로서 스테디셀러의 반열에 올라 폭발적인 사랑을 누렸습니다.</w:t>
+        <w:t>발매 당시 음악다방 디제이들의 애장반이자 팝 음악 입문자들의 필청반으로 자리 잡았으며, 오프라인 레코드 매장과 애호가들 사이에서 꾸준히 스테디셀러를 기록하며 높은 대중적 수요를 누렸습니다.</w:t>
       </w:r>
     </w:p>
     <w:p>
@@ -230,7 +249,7 @@
           <w:b w:val="0"/>
           <w:sz w:val="21"/>
         </w:rPr>
-        <w:t>빌보드 및 세계 공인 차트 상위권을 장식했던 거장들의 정수가 집약된 컬렉션으로, 당대 팝 저널리즘과 애호가들 사이에서 탁월한 트랙 큐레이션의 모범으로 평가받았습니다.</w:t>
+        <w:t>앨범 자체는 옴니버스 형식이지만, 수록곡 대다수가 미국 빌보드 차트, 영국 UK 싱글 차트, 산레모 가요제 및 그래미 어워드 등 세계 유수의 음악 차트와 권위 있는 시상식을 석권했던 공인된 명곡들로 구성되어 있습니다.</w:t>
       </w:r>
     </w:p>
     <w:p>
@@ -275,7 +294,7 @@
           <w:b w:val="0"/>
           <w:sz w:val="21"/>
         </w:rPr>
-        <w:t>다국적 (미국, 영국 및 유럽 각국)</w:t>
+        <w:t>미국, 영국, 이탈리아, 프랑스 등 다국적</w:t>
       </w:r>
     </w:p>
     <w:p>
@@ -306,7 +325,7 @@
           <w:b w:val="0"/>
           <w:sz w:val="21"/>
         </w:rPr>
-        <w:t>20세기 팝 음악의 황금기를 수놓은 전설적인 아티스트 군단</w:t>
+        <w:t>20세기 중·후반 팝 음악 르네상스를 이끌었던 당대 레전드 아티스트들</w:t>
       </w:r>
     </w:p>
     <w:p>
@@ -337,7 +356,7 @@
           <w:b w:val="0"/>
           <w:sz w:val="21"/>
         </w:rPr>
-        <w:t>옴니버스 컴필레이션 (Various Artists)</w:t>
+        <w:t>옴니버스 컴필레이션 (솔로 및 보컬 그룹 연합)</w:t>
       </w:r>
     </w:p>
     <w:p>
@@ -368,7 +387,7 @@
           <w:b w:val="0"/>
           <w:sz w:val="21"/>
         </w:rPr>
-        <w:t>이 앨범에 참여한 거장들은 각자의 독창적인 음악 언어로 전 세계 팝 음악사의 줄기를 형성했던 독보적인 인물들입니다. 풍부한 보컬 표현력과 시대를 앞서간 편곡 감각으로 글로벌 대중음악의 르네상스를 견인하였으며, 그들이 구축한 사운드는 현대 대중음악의 확고한 미학적 초석이 되었습니다.</w:t>
+        <w:t>팝, 소울, 스탠더드 팝, 유러피언 팝 등 각 분야의 정점에 섰던 거장들이 참여하였습니다. 이들은 탁월한 가창력과 유려한 편곡, 그리고 시대를 초월하는 보편적인 서정성을 바탕으로 20세기 팝 음악의 황금기를 완성한 주역들입니다.</w:t>
       </w:r>
     </w:p>
     <w:p>
@@ -413,7 +432,7 @@
           <w:b w:val="0"/>
           <w:sz w:val="21"/>
         </w:rPr>
-        <w:t>단일 아티스트의 한계를 넘어, 당대 음악계의 조류와 정취를 총체적으로 조망할 수 있는 아카이브적 가치를 지닌 명반입니다. 수록곡 간의 자연스러운 정서적 흐름과 균형감 넘치는 구성은 편집 앨범이 도달할 수 있는 높은 예술적 완성도를 명징하게 입증합니다.</w:t>
+        <w:t>서구 대중음악의 유입이 본격화되던 시기에 대중의 음악적 교양을 한 단계 끌어올린 중요한 아카이브적 가치를 지닙니다. 각 장르의 정수를 한눈에 조망할 수 있는 큐레이션의 모범을 보여주며 음악사적 가교 역할을 충실히 수행했습니다.</w:t>
       </w:r>
     </w:p>
     <w:p>
@@ -444,7 +463,7 @@
           <w:b w:val="0"/>
           <w:sz w:val="21"/>
         </w:rPr>
-        <w:t>늦은 밤 라디오 주파수를 맞추며 엽서를 띄우던 청춘들의 애틋한 추억과, 회색빛 도심의 음악 살롱에 울려 퍼지던 아날로그의 낭만이 음표마다 진하게 배어 있습니다. 물질적 풍요 이전, 음악 한 곡이 건네는 위로가 가장 숭고했던 시절의 맑고 순수한 시대정신을 고스란히 간직하고 있습니다.</w:t>
+        <w:t>은은한 담배 연기와 커피 향이 감돌던 70년대 음악다방의 풍경, 턴테이블 바늘이 내려앉을 때 숨을 죽이던 청춘들의 설렘이 고스란히 담겨 있습니다. 라디오 시그널과 함께 청년들의 고단한 일상을 위로해 주던 시대의 따스한 온기와 노스탤지어가 아로새겨져 있습니다.</w:t>
       </w:r>
     </w:p>
     <w:p>
@@ -489,7 +508,7 @@
           <w:b w:val="0"/>
           <w:sz w:val="21"/>
         </w:rPr>
-        <w:t>웅장하면서도 서정적인 오케스트레이션이 돋보이는 팝 발라드와 경쾌한 리듬감이 빛나는 명선율들이 조화롭게 수록되어 있습니다. 폐부를 찌르는 감미로운 보컬의 독백부터 우아한 멜로디 라인까지, 각 트랙은 청자에게 서정미의 극치를 선사합니다.</w:t>
+        <w:t>오케스트레이션이 풍성하게 가미된 스탠더드 팝 발라드부터 어쿠스틱 기타 선율이 애틋한 포크, 그리고 가슴을 울리는 유러피언 멜로디가 조화를 이룹니다. 유려한 현악 세션과 인간미 넘치는 육성이 빚어내는 드라마틱한 멜로디 라인이 탁월합니다.</w:t>
       </w:r>
     </w:p>
     <w:p>
@@ -520,7 +539,7 @@
           <w:b w:val="0"/>
           <w:sz w:val="21"/>
         </w:rPr>
-        <w:t>진공관 앰프의 온기가 충분히 오른 후, 묵직한 카트리지가 그루브를 긁으며 피어오르는 미세한 지직거림과 함께 감상할 것을 권합니다. 풍성한 중음역대 질감과 현악기의 자연스러운 잔향이 어우러져 아날로그 바이닐만이 빚어낼 수 있는 입체적이고도 따스한 공간감을 만끽할 수 있습니다.</w:t>
+        <w:t>진공관 앰프의 부드러운 착색과 다이내믹형 카트리지를 매칭하여 감상할 때 진가를 드러냅니다. 중역대의 밀도감이 도드라져 보컬의 숨소리와 어쿠스틱 악기의 잔향이 청음 공간을 따뜻하게 감싸 안으며 깊은 공간감을 선사합니다.</w:t>
       </w:r>
     </w:p>
     <w:p>
@@ -551,7 +570,7 @@
           <w:b w:val="0"/>
           <w:sz w:val="21"/>
         </w:rPr>
-        <w:t>음원 스트리밍 시대에는 결코 대체할 수 없는 당대 LP 문화의 물리적 실체이자, 20세기 대중음악의 황금빛 편린을 집대성한 역사적 징표로서 LP 컬렉터라면 반드시 턴테이블 곁에 갖추어야 할 음반입니다.</w:t>
+        <w:t>빈티지 바이닐 컬렉터들에게는 당시의 독특한 재킷 디자인과 타이포그래피, 그리고 시대적 희소성만으로도 귀중한 수집 대상입니다. 한 시대를 풍미했던 찬란한 선율들을 오리지널 아날로그 프레싱으로 만날 수 있는 대체 불가능한 소장 가치를 지닙니다.</w:t>
       </w:r>
     </w:p>
     <w:p>
@@ -565,7 +584,7 @@
           <w:color w:val="4338CA"/>
           <w:sz w:val="21"/>
         </w:rPr>
-        <w:t>이 음반을 통해 아날로그의 따스한 숨결과 불멸의 팝 멜로디가 전해주는 감동을 다시 한번 경험해 보시는 것은 어떨까요?</w:t>
+        <w:t>이 음반을 통해 아득한 아날로그의 시간 속에서 피어난 불멸의 선율들이 전해주는 감동을 다시 한번 경험해 보시는 것은 어떨까요?</w:t>
       </w:r>
     </w:p>
     <w:sectPr>
